--- a/TA_expectations_checklist.docx
+++ b/TA_expectations_checklist.docx
@@ -34,7 +34,10 @@
     </w:p>
     <w:p>
       <w:r>
-        <w:t>☐ Attend assigned class sessions, labs, discussions, or review sessions</w:t>
+        <w:t>☐ Attend assigned class sessions</w:t>
+      </w:r>
+      <w:r>
+        <w:t xml:space="preserve"> </w:t>
       </w:r>
       <w:r>
         <w:br/>
@@ -70,7 +73,7 @@
     </w:p>
     <w:p>
       <w:r>
-        <w:t>☐ Follow the instructor’s grading rubric and guidelines</w:t>
+        <w:t>☐ Follow the instructor grading rubric and guidelines</w:t>
       </w:r>
       <w:r>
         <w:br/>
